--- a/worksheets/2주차_2_금융경제생활_Day1_학습지.docx
+++ b/worksheets/2주차_2_금융경제생활_Day1_학습지.docx
@@ -195,15 +195,15 @@
           <w:tcPr>
             <w:tcW w:type="dxa" w:w="4876"/>
             <w:tcMar>
-              <w:top w:w="50" w:type="dxa"/>
-              <w:bottom w:w="60" w:type="dxa"/>
+              <w:top w:w="35" w:type="dxa"/>
+              <w:bottom w:w="45" w:type="dxa"/>
               <w:left w:w="100" w:type="dxa"/>
               <w:right w:w="100" w:type="dxa"/>
             </w:tcMar>
           </w:tcPr>
           <w:p>
             <w:pPr>
-              <w:spacing w:before="40" w:after="0" w:line="240" w:lineRule="auto"/>
+              <w:spacing w:before="20" w:after="0" w:line="240" w:lineRule="auto"/>
             </w:pPr>
             <w:r>
               <w:rPr>
@@ -225,6 +225,28 @@
           </w:p>
           <w:p>
             <w:pPr>
+              <w:spacing w:before="0" w:after="0" w:line="240" w:lineRule="auto"/>
+            </w:pPr>
+            <w:r>
+              <w:rPr>
+                <w:rFonts w:ascii="맑은 고딕" w:hAnsi="맑은 고딕" w:eastAsia="맑은 고딕"/>
+                <w:b/>
+                <w:color w:val="3D4BC7"/>
+                <w:sz w:val="16"/>
+              </w:rPr>
+              <w:t xml:space="preserve">뜻  </w:t>
+            </w:r>
+            <w:r>
+              <w:rPr>
+                <w:rFonts w:ascii="맑은 고딕" w:hAnsi="맑은 고딕" w:eastAsia="맑은 고딕"/>
+                <w:b w:val="0"/>
+                <w:sz w:val="17"/>
+              </w:rPr>
+              <w:t>필요한 비용을 미리 헤아려 계산함. 또는 그 비용.</w:t>
+            </w:r>
+          </w:p>
+          <w:p>
+            <w:pPr>
               <w:spacing w:before="0" w:after="20" w:line="240" w:lineRule="auto"/>
             </w:pPr>
             <w:r>
@@ -232,29 +254,7 @@
                 <w:rFonts w:ascii="맑은 고딕" w:hAnsi="맑은 고딕" w:eastAsia="맑은 고딕"/>
                 <w:b/>
                 <w:color w:val="3D4BC7"/>
-                <w:sz w:val="17"/>
-              </w:rPr>
-              <w:t xml:space="preserve">뜻  </w:t>
-            </w:r>
-            <w:r>
-              <w:rPr>
-                <w:rFonts w:ascii="맑은 고딕" w:hAnsi="맑은 고딕" w:eastAsia="맑은 고딕"/>
-                <w:b w:val="0"/>
-                <w:sz w:val="18"/>
-              </w:rPr>
-              <w:t>필요한 비용을 미리 헤아려 계산함. 또는 그 비용.</w:t>
-            </w:r>
-          </w:p>
-          <w:p>
-            <w:pPr>
-              <w:spacing w:before="0" w:after="40" w:line="240" w:lineRule="auto"/>
-            </w:pPr>
-            <w:r>
-              <w:rPr>
-                <w:rFonts w:ascii="맑은 고딕" w:hAnsi="맑은 고딕" w:eastAsia="맑은 고딕"/>
-                <w:b/>
-                <w:color w:val="3D4BC7"/>
-                <w:sz w:val="17"/>
+                <w:sz w:val="16"/>
               </w:rPr>
               <w:t xml:space="preserve">예문  </w:t>
             </w:r>
@@ -262,7 +262,7 @@
               <w:rPr>
                 <w:rFonts w:ascii="맑은 고딕" w:hAnsi="맑은 고딕" w:eastAsia="맑은 고딕"/>
                 <w:b w:val="0"/>
-                <w:sz w:val="18"/>
+                <w:sz w:val="17"/>
               </w:rPr>
               <w:t>이번 달 용돈 ＿＿＿＿＿＿을 세워 보았다.</w:t>
             </w:r>
@@ -305,7 +305,7 @@
             </w:tr>
             <w:tr>
               <w:trPr>
-                <w:trHeight w:val="210" w:hRule="atLeast"/>
+                <w:trHeight w:val="170" w:hRule="atLeast"/>
               </w:trPr>
               <w:tc>
                 <w:tcPr>
@@ -327,15 +327,15 @@
           <w:tcPr>
             <w:tcW w:type="dxa" w:w="4876"/>
             <w:tcMar>
-              <w:top w:w="50" w:type="dxa"/>
-              <w:bottom w:w="60" w:type="dxa"/>
+              <w:top w:w="35" w:type="dxa"/>
+              <w:bottom w:w="45" w:type="dxa"/>
               <w:left w:w="100" w:type="dxa"/>
               <w:right w:w="100" w:type="dxa"/>
             </w:tcMar>
           </w:tcPr>
           <w:p>
             <w:pPr>
-              <w:spacing w:before="40" w:after="0" w:line="240" w:lineRule="auto"/>
+              <w:spacing w:before="20" w:after="0" w:line="240" w:lineRule="auto"/>
             </w:pPr>
             <w:r>
               <w:rPr>
@@ -357,6 +357,28 @@
           </w:p>
           <w:p>
             <w:pPr>
+              <w:spacing w:before="0" w:after="0" w:line="240" w:lineRule="auto"/>
+            </w:pPr>
+            <w:r>
+              <w:rPr>
+                <w:rFonts w:ascii="맑은 고딕" w:hAnsi="맑은 고딕" w:eastAsia="맑은 고딕"/>
+                <w:b/>
+                <w:color w:val="3D4BC7"/>
+                <w:sz w:val="16"/>
+              </w:rPr>
+              <w:t xml:space="preserve">뜻  </w:t>
+            </w:r>
+            <w:r>
+              <w:rPr>
+                <w:rFonts w:ascii="맑은 고딕" w:hAnsi="맑은 고딕" w:eastAsia="맑은 고딕"/>
+                <w:b w:val="0"/>
+                <w:sz w:val="17"/>
+              </w:rPr>
+              <w:t>어떤 목적을 위하여 돈을 씀. 또는 그 돈.</w:t>
+            </w:r>
+          </w:p>
+          <w:p>
+            <w:pPr>
               <w:spacing w:before="0" w:after="20" w:line="240" w:lineRule="auto"/>
             </w:pPr>
             <w:r>
@@ -364,29 +386,7 @@
                 <w:rFonts w:ascii="맑은 고딕" w:hAnsi="맑은 고딕" w:eastAsia="맑은 고딕"/>
                 <w:b/>
                 <w:color w:val="3D4BC7"/>
-                <w:sz w:val="17"/>
-              </w:rPr>
-              <w:t xml:space="preserve">뜻  </w:t>
-            </w:r>
-            <w:r>
-              <w:rPr>
-                <w:rFonts w:ascii="맑은 고딕" w:hAnsi="맑은 고딕" w:eastAsia="맑은 고딕"/>
-                <w:b w:val="0"/>
-                <w:sz w:val="18"/>
-              </w:rPr>
-              <w:t>어떤 목적을 위하여 돈을 씀. 또는 그 돈.</w:t>
-            </w:r>
-          </w:p>
-          <w:p>
-            <w:pPr>
-              <w:spacing w:before="0" w:after="40" w:line="240" w:lineRule="auto"/>
-            </w:pPr>
-            <w:r>
-              <w:rPr>
-                <w:rFonts w:ascii="맑은 고딕" w:hAnsi="맑은 고딕" w:eastAsia="맑은 고딕"/>
-                <w:b/>
-                <w:color w:val="3D4BC7"/>
-                <w:sz w:val="17"/>
+                <w:sz w:val="16"/>
               </w:rPr>
               <w:t xml:space="preserve">예문  </w:t>
             </w:r>
@@ -394,7 +394,7 @@
               <w:rPr>
                 <w:rFonts w:ascii="맑은 고딕" w:hAnsi="맑은 고딕" w:eastAsia="맑은 고딕"/>
                 <w:b w:val="0"/>
-                <w:sz w:val="18"/>
+                <w:sz w:val="17"/>
               </w:rPr>
               <w:t>이번 달은 교통비 ＿＿＿＿＿＿이 늘었다.</w:t>
             </w:r>
@@ -437,7 +437,7 @@
             </w:tr>
             <w:tr>
               <w:trPr>
-                <w:trHeight w:val="210" w:hRule="atLeast"/>
+                <w:trHeight w:val="170" w:hRule="atLeast"/>
               </w:trPr>
               <w:tc>
                 <w:tcPr>
@@ -464,15 +464,15 @@
           <w:tcPr>
             <w:tcW w:type="dxa" w:w="4876"/>
             <w:tcMar>
-              <w:top w:w="50" w:type="dxa"/>
-              <w:bottom w:w="60" w:type="dxa"/>
+              <w:top w:w="35" w:type="dxa"/>
+              <w:bottom w:w="45" w:type="dxa"/>
               <w:left w:w="100" w:type="dxa"/>
               <w:right w:w="100" w:type="dxa"/>
             </w:tcMar>
           </w:tcPr>
           <w:p>
             <w:pPr>
-              <w:spacing w:before="40" w:after="0" w:line="240" w:lineRule="auto"/>
+              <w:spacing w:before="20" w:after="0" w:line="240" w:lineRule="auto"/>
             </w:pPr>
             <w:r>
               <w:rPr>
@@ -494,6 +494,28 @@
           </w:p>
           <w:p>
             <w:pPr>
+              <w:spacing w:before="0" w:after="0" w:line="240" w:lineRule="auto"/>
+            </w:pPr>
+            <w:r>
+              <w:rPr>
+                <w:rFonts w:ascii="맑은 고딕" w:hAnsi="맑은 고딕" w:eastAsia="맑은 고딕"/>
+                <w:b/>
+                <w:color w:val="3D4BC7"/>
+                <w:sz w:val="16"/>
+              </w:rPr>
+              <w:t xml:space="preserve">뜻  </w:t>
+            </w:r>
+            <w:r>
+              <w:rPr>
+                <w:rFonts w:ascii="맑은 고딕" w:hAnsi="맑은 고딕" w:eastAsia="맑은 고딕"/>
+                <w:b w:val="0"/>
+                <w:sz w:val="17"/>
+              </w:rPr>
+              <w:t>절약하여 모아 둠.</w:t>
+            </w:r>
+          </w:p>
+          <w:p>
+            <w:pPr>
               <w:spacing w:before="0" w:after="20" w:line="240" w:lineRule="auto"/>
             </w:pPr>
             <w:r>
@@ -501,29 +523,7 @@
                 <w:rFonts w:ascii="맑은 고딕" w:hAnsi="맑은 고딕" w:eastAsia="맑은 고딕"/>
                 <w:b/>
                 <w:color w:val="3D4BC7"/>
-                <w:sz w:val="17"/>
-              </w:rPr>
-              <w:t xml:space="preserve">뜻  </w:t>
-            </w:r>
-            <w:r>
-              <w:rPr>
-                <w:rFonts w:ascii="맑은 고딕" w:hAnsi="맑은 고딕" w:eastAsia="맑은 고딕"/>
-                <w:b w:val="0"/>
-                <w:sz w:val="18"/>
-              </w:rPr>
-              <w:t>절약하여 모아 둠.</w:t>
-            </w:r>
-          </w:p>
-          <w:p>
-            <w:pPr>
-              <w:spacing w:before="0" w:after="40" w:line="240" w:lineRule="auto"/>
-            </w:pPr>
-            <w:r>
-              <w:rPr>
-                <w:rFonts w:ascii="맑은 고딕" w:hAnsi="맑은 고딕" w:eastAsia="맑은 고딕"/>
-                <w:b/>
-                <w:color w:val="3D4BC7"/>
-                <w:sz w:val="17"/>
+                <w:sz w:val="16"/>
               </w:rPr>
               <w:t xml:space="preserve">예문  </w:t>
             </w:r>
@@ -531,7 +531,7 @@
               <w:rPr>
                 <w:rFonts w:ascii="맑은 고딕" w:hAnsi="맑은 고딕" w:eastAsia="맑은 고딕"/>
                 <w:b w:val="0"/>
-                <w:sz w:val="18"/>
+                <w:sz w:val="17"/>
               </w:rPr>
               <w:t>그는 매달 용돈의 절반을 ＿＿＿＿＿＿한다.</w:t>
             </w:r>
@@ -574,7 +574,7 @@
             </w:tr>
             <w:tr>
               <w:trPr>
-                <w:trHeight w:val="210" w:hRule="atLeast"/>
+                <w:trHeight w:val="170" w:hRule="atLeast"/>
               </w:trPr>
               <w:tc>
                 <w:tcPr>
@@ -596,15 +596,15 @@
           <w:tcPr>
             <w:tcW w:type="dxa" w:w="4876"/>
             <w:tcMar>
-              <w:top w:w="50" w:type="dxa"/>
-              <w:bottom w:w="60" w:type="dxa"/>
+              <w:top w:w="35" w:type="dxa"/>
+              <w:bottom w:w="45" w:type="dxa"/>
               <w:left w:w="100" w:type="dxa"/>
               <w:right w:w="100" w:type="dxa"/>
             </w:tcMar>
           </w:tcPr>
           <w:p>
             <w:pPr>
-              <w:spacing w:before="40" w:after="0" w:line="240" w:lineRule="auto"/>
+              <w:spacing w:before="20" w:after="0" w:line="240" w:lineRule="auto"/>
             </w:pPr>
             <w:r>
               <w:rPr>
@@ -626,6 +626,28 @@
           </w:p>
           <w:p>
             <w:pPr>
+              <w:spacing w:before="0" w:after="0" w:line="240" w:lineRule="auto"/>
+            </w:pPr>
+            <w:r>
+              <w:rPr>
+                <w:rFonts w:ascii="맑은 고딕" w:hAnsi="맑은 고딕" w:eastAsia="맑은 고딕"/>
+                <w:b/>
+                <w:color w:val="3D4BC7"/>
+                <w:sz w:val="16"/>
+              </w:rPr>
+              <w:t xml:space="preserve">뜻  </w:t>
+            </w:r>
+            <w:r>
+              <w:rPr>
+                <w:rFonts w:ascii="맑은 고딕" w:hAnsi="맑은 고딕" w:eastAsia="맑은 고딕"/>
+                <w:b w:val="0"/>
+                <w:sz w:val="17"/>
+              </w:rPr>
+              <w:t>돈을 빌려 쓴 대가로 치르는 일정 비율의 돈.</w:t>
+            </w:r>
+          </w:p>
+          <w:p>
+            <w:pPr>
               <w:spacing w:before="0" w:after="20" w:line="240" w:lineRule="auto"/>
             </w:pPr>
             <w:r>
@@ -633,29 +655,7 @@
                 <w:rFonts w:ascii="맑은 고딕" w:hAnsi="맑은 고딕" w:eastAsia="맑은 고딕"/>
                 <w:b/>
                 <w:color w:val="3D4BC7"/>
-                <w:sz w:val="17"/>
-              </w:rPr>
-              <w:t xml:space="preserve">뜻  </w:t>
-            </w:r>
-            <w:r>
-              <w:rPr>
-                <w:rFonts w:ascii="맑은 고딕" w:hAnsi="맑은 고딕" w:eastAsia="맑은 고딕"/>
-                <w:b w:val="0"/>
-                <w:sz w:val="18"/>
-              </w:rPr>
-              <w:t>돈을 빌려 쓴 대가로 치르는 일정 비율의 돈.</w:t>
-            </w:r>
-          </w:p>
-          <w:p>
-            <w:pPr>
-              <w:spacing w:before="0" w:after="40" w:line="240" w:lineRule="auto"/>
-            </w:pPr>
-            <w:r>
-              <w:rPr>
-                <w:rFonts w:ascii="맑은 고딕" w:hAnsi="맑은 고딕" w:eastAsia="맑은 고딕"/>
-                <w:b/>
-                <w:color w:val="3D4BC7"/>
-                <w:sz w:val="17"/>
+                <w:sz w:val="16"/>
               </w:rPr>
               <w:t xml:space="preserve">예문  </w:t>
             </w:r>
@@ -663,7 +663,7 @@
               <w:rPr>
                 <w:rFonts w:ascii="맑은 고딕" w:hAnsi="맑은 고딕" w:eastAsia="맑은 고딕"/>
                 <w:b w:val="0"/>
-                <w:sz w:val="18"/>
+                <w:sz w:val="17"/>
               </w:rPr>
               <w:t>예금을 하면 ＿＿＿＿＿＿가 붙는다.</w:t>
             </w:r>
@@ -706,7 +706,7 @@
             </w:tr>
             <w:tr>
               <w:trPr>
-                <w:trHeight w:val="210" w:hRule="atLeast"/>
+                <w:trHeight w:val="170" w:hRule="atLeast"/>
               </w:trPr>
               <w:tc>
                 <w:tcPr>
@@ -733,15 +733,15 @@
           <w:tcPr>
             <w:tcW w:type="dxa" w:w="4876"/>
             <w:tcMar>
-              <w:top w:w="50" w:type="dxa"/>
-              <w:bottom w:w="60" w:type="dxa"/>
+              <w:top w:w="35" w:type="dxa"/>
+              <w:bottom w:w="45" w:type="dxa"/>
               <w:left w:w="100" w:type="dxa"/>
               <w:right w:w="100" w:type="dxa"/>
             </w:tcMar>
           </w:tcPr>
           <w:p>
             <w:pPr>
-              <w:spacing w:before="40" w:after="0" w:line="240" w:lineRule="auto"/>
+              <w:spacing w:before="20" w:after="0" w:line="240" w:lineRule="auto"/>
             </w:pPr>
             <w:r>
               <w:rPr>
@@ -763,6 +763,28 @@
           </w:p>
           <w:p>
             <w:pPr>
+              <w:spacing w:before="0" w:after="0" w:line="240" w:lineRule="auto"/>
+            </w:pPr>
+            <w:r>
+              <w:rPr>
+                <w:rFonts w:ascii="맑은 고딕" w:hAnsi="맑은 고딕" w:eastAsia="맑은 고딕"/>
+                <w:b/>
+                <w:color w:val="3D4BC7"/>
+                <w:sz w:val="16"/>
+              </w:rPr>
+              <w:t xml:space="preserve">뜻  </w:t>
+            </w:r>
+            <w:r>
+              <w:rPr>
+                <w:rFonts w:ascii="맑은 고딕" w:hAnsi="맑은 고딕" w:eastAsia="맑은 고딕"/>
+                <w:b w:val="0"/>
+                <w:sz w:val="17"/>
+              </w:rPr>
+              <w:t>쓰고 남은 나머지 돈.</w:t>
+            </w:r>
+          </w:p>
+          <w:p>
+            <w:pPr>
               <w:spacing w:before="0" w:after="20" w:line="240" w:lineRule="auto"/>
             </w:pPr>
             <w:r>
@@ -770,29 +792,7 @@
                 <w:rFonts w:ascii="맑은 고딕" w:hAnsi="맑은 고딕" w:eastAsia="맑은 고딕"/>
                 <w:b/>
                 <w:color w:val="3D4BC7"/>
-                <w:sz w:val="17"/>
-              </w:rPr>
-              <w:t xml:space="preserve">뜻  </w:t>
-            </w:r>
-            <w:r>
-              <w:rPr>
-                <w:rFonts w:ascii="맑은 고딕" w:hAnsi="맑은 고딕" w:eastAsia="맑은 고딕"/>
-                <w:b w:val="0"/>
-                <w:sz w:val="18"/>
-              </w:rPr>
-              <w:t>쓰고 남은 나머지 돈.</w:t>
-            </w:r>
-          </w:p>
-          <w:p>
-            <w:pPr>
-              <w:spacing w:before="0" w:after="40" w:line="240" w:lineRule="auto"/>
-            </w:pPr>
-            <w:r>
-              <w:rPr>
-                <w:rFonts w:ascii="맑은 고딕" w:hAnsi="맑은 고딕" w:eastAsia="맑은 고딕"/>
-                <w:b/>
-                <w:color w:val="3D4BC7"/>
-                <w:sz w:val="17"/>
+                <w:sz w:val="16"/>
               </w:rPr>
               <w:t xml:space="preserve">예문  </w:t>
             </w:r>
@@ -800,7 +800,7 @@
               <w:rPr>
                 <w:rFonts w:ascii="맑은 고딕" w:hAnsi="맑은 고딕" w:eastAsia="맑은 고딕"/>
                 <w:b w:val="0"/>
-                <w:sz w:val="18"/>
+                <w:sz w:val="17"/>
               </w:rPr>
               <w:t>통장 ＿＿＿＿＿＿을 확인해 보았다.</w:t>
             </w:r>
@@ -843,7 +843,7 @@
             </w:tr>
             <w:tr>
               <w:trPr>
-                <w:trHeight w:val="210" w:hRule="atLeast"/>
+                <w:trHeight w:val="170" w:hRule="atLeast"/>
               </w:trPr>
               <w:tc>
                 <w:tcPr>
@@ -865,15 +865,15 @@
           <w:tcPr>
             <w:tcW w:type="dxa" w:w="4876"/>
             <w:tcMar>
-              <w:top w:w="50" w:type="dxa"/>
-              <w:bottom w:w="60" w:type="dxa"/>
+              <w:top w:w="35" w:type="dxa"/>
+              <w:bottom w:w="45" w:type="dxa"/>
               <w:left w:w="100" w:type="dxa"/>
               <w:right w:w="100" w:type="dxa"/>
             </w:tcMar>
           </w:tcPr>
           <w:p>
             <w:pPr>
-              <w:spacing w:before="40" w:after="0" w:line="240" w:lineRule="auto"/>
+              <w:spacing w:before="20" w:after="0" w:line="240" w:lineRule="auto"/>
             </w:pPr>
             <w:r>
               <w:rPr>
@@ -895,6 +895,28 @@
           </w:p>
           <w:p>
             <w:pPr>
+              <w:spacing w:before="0" w:after="0" w:line="240" w:lineRule="auto"/>
+            </w:pPr>
+            <w:r>
+              <w:rPr>
+                <w:rFonts w:ascii="맑은 고딕" w:hAnsi="맑은 고딕" w:eastAsia="맑은 고딕"/>
+                <w:b/>
+                <w:color w:val="3D4BC7"/>
+                <w:sz w:val="16"/>
+              </w:rPr>
+              <w:t xml:space="preserve">뜻  </w:t>
+            </w:r>
+            <w:r>
+              <w:rPr>
+                <w:rFonts w:ascii="맑은 고딕" w:hAnsi="맑은 고딕" w:eastAsia="맑은 고딕"/>
+                <w:b w:val="0"/>
+                <w:sz w:val="17"/>
+              </w:rPr>
+              <w:t>계좌에 돈을 넣음.</w:t>
+            </w:r>
+          </w:p>
+          <w:p>
+            <w:pPr>
               <w:spacing w:before="0" w:after="20" w:line="240" w:lineRule="auto"/>
             </w:pPr>
             <w:r>
@@ -902,29 +924,7 @@
                 <w:rFonts w:ascii="맑은 고딕" w:hAnsi="맑은 고딕" w:eastAsia="맑은 고딕"/>
                 <w:b/>
                 <w:color w:val="3D4BC7"/>
-                <w:sz w:val="17"/>
-              </w:rPr>
-              <w:t xml:space="preserve">뜻  </w:t>
-            </w:r>
-            <w:r>
-              <w:rPr>
-                <w:rFonts w:ascii="맑은 고딕" w:hAnsi="맑은 고딕" w:eastAsia="맑은 고딕"/>
-                <w:b w:val="0"/>
-                <w:sz w:val="18"/>
-              </w:rPr>
-              <w:t>계좌에 돈을 넣음.</w:t>
-            </w:r>
-          </w:p>
-          <w:p>
-            <w:pPr>
-              <w:spacing w:before="0" w:after="40" w:line="240" w:lineRule="auto"/>
-            </w:pPr>
-            <w:r>
-              <w:rPr>
-                <w:rFonts w:ascii="맑은 고딕" w:hAnsi="맑은 고딕" w:eastAsia="맑은 고딕"/>
-                <w:b/>
-                <w:color w:val="3D4BC7"/>
-                <w:sz w:val="17"/>
+                <w:sz w:val="16"/>
               </w:rPr>
               <w:t xml:space="preserve">예문  </w:t>
             </w:r>
@@ -932,7 +932,7 @@
               <w:rPr>
                 <w:rFonts w:ascii="맑은 고딕" w:hAnsi="맑은 고딕" w:eastAsia="맑은 고딕"/>
                 <w:b w:val="0"/>
-                <w:sz w:val="18"/>
+                <w:sz w:val="17"/>
               </w:rPr>
               <w:t>세뱃돈이 통장에 ＿＿＿＿＿＿되었다.</w:t>
             </w:r>
@@ -975,7 +975,7 @@
             </w:tr>
             <w:tr>
               <w:trPr>
-                <w:trHeight w:val="210" w:hRule="atLeast"/>
+                <w:trHeight w:val="170" w:hRule="atLeast"/>
               </w:trPr>
               <w:tc>
                 <w:tcPr>
@@ -997,14 +997,14 @@
     </w:tbl>
     <w:p>
       <w:pPr>
-        <w:spacing w:before="60" w:after="40" w:line="240" w:lineRule="auto"/>
+        <w:spacing w:before="20" w:after="20" w:line="240" w:lineRule="auto"/>
       </w:pPr>
       <w:r>
         <w:rPr>
           <w:rFonts w:ascii="맑은 고딕" w:hAnsi="맑은 고딕" w:eastAsia="맑은 고딕"/>
           <w:b/>
           <w:color w:val="3D4BC7"/>
-          <w:sz w:val="19"/>
+          <w:sz w:val="18"/>
         </w:rPr>
         <w:t>확인 문제 — 알맞은 말을 빈칸에 쓰세요</w:t>
       </w:r>
@@ -1204,10 +1204,10 @@
             <w:tcW w:type="dxa" w:w="10092"/>
             <w:shd w:val="clear" w:color="auto" w:fill="F7F8FF"/>
             <w:tcMar>
-              <w:top w:w="50" w:type="dxa"/>
-              <w:bottom w:w="50" w:type="dxa"/>
-              <w:left w:w="140" w:type="dxa"/>
-              <w:right w:w="140" w:type="dxa"/>
+              <w:top w:w="35" w:type="dxa"/>
+              <w:bottom w:w="35" w:type="dxa"/>
+              <w:left w:w="120" w:type="dxa"/>
+              <w:right w:w="120" w:type="dxa"/>
             </w:tcMar>
           </w:tcPr>
           <w:p>
@@ -1268,7 +1268,7 @@
       </w:tblGrid>
       <w:tr>
         <w:trPr>
-          <w:trHeight w:val="220" w:hRule="atLeast"/>
+          <w:trHeight w:val="160" w:hRule="atLeast"/>
         </w:trPr>
         <w:tc>
           <w:tcPr>
@@ -1291,7 +1291,7 @@
       </w:tr>
       <w:tr>
         <w:trPr>
-          <w:trHeight w:val="220" w:hRule="atLeast"/>
+          <w:trHeight w:val="160" w:hRule="atLeast"/>
         </w:trPr>
         <w:tc>
           <w:tcPr>
